--- a/docs/GridPoint-User-Manual.docx
+++ b/docs/GridPoint-User-Manual.docx
@@ -75,7 +75,7 @@
                 <w:sz w:val="34"/>
                 <w:szCs w:val="34"/>
               </w:rPr>
-              <w:t xml:space="preserve">35.1%</w:t>
+              <w:t xml:space="preserve">32.5%</w:t>
             </w:r>
           </w:p>
           <w:p>
@@ -89,7 +89,7 @@
                 <w:sz w:val="16"/>
                 <w:szCs w:val="16"/>
               </w:rPr>
-              <w:t xml:space="preserve">cheaper than one central depot</w:t>
+              <w:t xml:space="preserve">cheaper than one optimally-sited depot</w:t>
             </w:r>
           </w:p>
         </w:tc>
@@ -116,7 +116,7 @@
                 <w:sz w:val="34"/>
                 <w:szCs w:val="34"/>
               </w:rPr>
-              <w:t xml:space="preserve">₹46.9L</w:t>
+              <w:t xml:space="preserve">₹33.0L</w:t>
             </w:r>
           </w:p>
           <w:p>
@@ -157,7 +157,7 @@
                 <w:sz w:val="34"/>
                 <w:szCs w:val="34"/>
               </w:rPr>
-              <w:t xml:space="preserve">41.3 t</w:t>
+              <w:t xml:space="preserve">37 t</w:t>
             </w:r>
           </w:p>
           <w:p>
@@ -1067,7 +1067,7 @@
           <w:sz w:val="20"/>
           <w:szCs w:val="20"/>
         </w:rPr>
-        <w:t xml:space="preserve">On twelve Bengaluru zones carrying 3,880 orders a day, it replaces a single central depot at ₹30,360/day with four warehouses at ₹19,690 — 35.1% cheaper.</w:t>
+        <w:t xml:space="preserve">On twelve Bengaluru zones carrying 3,880 orders a day, it replaces a single central depot at ₹27,870/day with four warehouses at ₹18,824 — 32.5% cheaper. The single depot it is compared against is itself optimally sited, so that figure is not flattered by a straw man.</w:t>
       </w:r>
     </w:p>
     <w:tbl>
@@ -4148,7 +4148,7 @@
                 <w:sz w:val="18"/>
                 <w:szCs w:val="18"/>
               </w:rPr>
-              <w:t xml:space="preserve">₹25,258</w:t>
+              <w:t xml:space="preserve">₹23,448</w:t>
             </w:r>
           </w:p>
         </w:tc>
@@ -4177,7 +4177,7 @@
                 <w:sz w:val="18"/>
                 <w:szCs w:val="18"/>
               </w:rPr>
-              <w:t xml:space="preserve">+6.11%</w:t>
+              <w:t xml:space="preserve">+6.00%</w:t>
             </w:r>
           </w:p>
         </w:tc>
@@ -4269,7 +4269,7 @@
                 <w:sz w:val="18"/>
                 <w:szCs w:val="18"/>
               </w:rPr>
-              <w:t xml:space="preserve">₹21,799</w:t>
+              <w:t xml:space="preserve">₹20,521</w:t>
             </w:r>
           </w:p>
         </w:tc>
@@ -4298,7 +4298,7 @@
                 <w:sz w:val="18"/>
                 <w:szCs w:val="18"/>
               </w:rPr>
-              <w:t xml:space="preserve">+2.90%</w:t>
+              <w:t xml:space="preserve">+2.81%</w:t>
             </w:r>
           </w:p>
         </w:tc>
@@ -4390,7 +4390,7 @@
                 <w:sz w:val="18"/>
                 <w:szCs w:val="18"/>
               </w:rPr>
-              <w:t xml:space="preserve">₹19,690</w:t>
+              <w:t xml:space="preserve">₹18,824</w:t>
             </w:r>
           </w:p>
         </w:tc>
@@ -4419,7 +4419,7 @@
                 <w:sz w:val="18"/>
                 <w:szCs w:val="18"/>
               </w:rPr>
-              <w:t xml:space="preserve">+2.17%</w:t>
+              <w:t xml:space="preserve">+2.07%</w:t>
             </w:r>
           </w:p>
         </w:tc>
@@ -4511,7 +4511,7 @@
                 <w:sz w:val="18"/>
                 <w:szCs w:val="18"/>
               </w:rPr>
-              <w:t xml:space="preserve">₹19,775</w:t>
+              <w:t xml:space="preserve">₹19,125</w:t>
             </w:r>
           </w:p>
         </w:tc>
@@ -4540,7 +4540,7 @@
                 <w:sz w:val="18"/>
                 <w:szCs w:val="18"/>
               </w:rPr>
-              <w:t xml:space="preserve">+1.30%</w:t>
+              <w:t xml:space="preserve">+1.22%</w:t>
             </w:r>
           </w:p>
         </w:tc>
@@ -4626,7 +4626,7 @@
                 <w:sz w:val="19"/>
                 <w:szCs w:val="19"/>
               </w:rPr>
-              <w:t xml:space="preserve">The wrong objective costs 1.3–6.1% of the delivery budget,  </w:t>
+              <w:t xml:space="preserve">The wrong objective costs 1.2–6.0% of total network cost,  </w:t>
             </w:r>
             <w:r>
               <w:rPr>
@@ -4635,7 +4635,7 @@
                 <w:sz w:val="19"/>
                 <w:szCs w:val="19"/>
               </w:rPr>
-              <w:t xml:space="preserve">permanently, for no benefit — up to ₹5.6 lakh a year on this dataset, thrown away by reaching for the more familiar algorithm.</w:t>
+              <w:t xml:space="preserve">permanently, for no benefit — up to ₹5.5 lakh a year on this dataset, thrown away by reaching for the more familiar algorithm. Measured on the delivery budget alone, which is the part siting can actually move, the gap is 3.6–8.1%.</w:t>
             </w:r>
           </w:p>
         </w:tc>
@@ -5262,7 +5262,7 @@
                 <w:sz w:val="18"/>
                 <w:szCs w:val="18"/>
               </w:rPr>
-              <w:t xml:space="preserve">₹27,860</w:t>
+              <w:t xml:space="preserve">₹25,370</w:t>
             </w:r>
           </w:p>
         </w:tc>
@@ -5320,7 +5320,7 @@
                 <w:sz w:val="18"/>
                 <w:szCs w:val="18"/>
               </w:rPr>
-              <w:t xml:space="preserve">₹30,360</w:t>
+              <w:t xml:space="preserve">₹27,870</w:t>
             </w:r>
           </w:p>
         </w:tc>
@@ -5412,7 +5412,7 @@
                 <w:sz w:val="18"/>
                 <w:szCs w:val="18"/>
               </w:rPr>
-              <w:t xml:space="preserve">₹20,258</w:t>
+              <w:t xml:space="preserve">₹18,448</w:t>
             </w:r>
           </w:p>
         </w:tc>
@@ -5470,7 +5470,7 @@
                 <w:sz w:val="18"/>
                 <w:szCs w:val="18"/>
               </w:rPr>
-              <w:t xml:space="preserve">₹25,258</w:t>
+              <w:t xml:space="preserve">₹23,448</w:t>
             </w:r>
           </w:p>
         </w:tc>
@@ -5499,7 +5499,7 @@
                 <w:sz w:val="18"/>
                 <w:szCs w:val="18"/>
               </w:rPr>
-              <w:t xml:space="preserve">16.8%</w:t>
+              <w:t xml:space="preserve">15.9%</w:t>
             </w:r>
           </w:p>
         </w:tc>
@@ -5562,7 +5562,7 @@
                 <w:sz w:val="18"/>
                 <w:szCs w:val="18"/>
               </w:rPr>
-              <w:t xml:space="preserve">₹14,299</w:t>
+              <w:t xml:space="preserve">₹13,021</w:t>
             </w:r>
           </w:p>
         </w:tc>
@@ -5620,7 +5620,7 @@
                 <w:sz w:val="18"/>
                 <w:szCs w:val="18"/>
               </w:rPr>
-              <w:t xml:space="preserve">₹21,799</w:t>
+              <w:t xml:space="preserve">₹20,521</w:t>
             </w:r>
           </w:p>
         </w:tc>
@@ -5649,7 +5649,7 @@
                 <w:sz w:val="18"/>
                 <w:szCs w:val="18"/>
               </w:rPr>
-              <w:t xml:space="preserve">28.2%</w:t>
+              <w:t xml:space="preserve">26.4%</w:t>
             </w:r>
           </w:p>
         </w:tc>
@@ -5712,7 +5712,7 @@
                 <w:sz w:val="18"/>
                 <w:szCs w:val="18"/>
               </w:rPr>
-              <w:t xml:space="preserve">₹9,690</w:t>
+              <w:t xml:space="preserve">₹8,824</w:t>
             </w:r>
           </w:p>
         </w:tc>
@@ -5770,7 +5770,7 @@
                 <w:sz w:val="18"/>
                 <w:szCs w:val="18"/>
               </w:rPr>
-              <w:t xml:space="preserve">₹19,690</w:t>
+              <w:t xml:space="preserve">₹18,824</w:t>
             </w:r>
           </w:p>
         </w:tc>
@@ -5799,7 +5799,7 @@
                 <w:sz w:val="18"/>
                 <w:szCs w:val="18"/>
               </w:rPr>
-              <w:t xml:space="preserve">35.1%</w:t>
+              <w:t xml:space="preserve">32.5%</w:t>
             </w:r>
           </w:p>
         </w:tc>
@@ -5862,7 +5862,7 @@
                 <w:sz w:val="18"/>
                 <w:szCs w:val="18"/>
               </w:rPr>
-              <w:t xml:space="preserve">₹7,275</w:t>
+              <w:t xml:space="preserve">₹6,625</w:t>
             </w:r>
           </w:p>
         </w:tc>
@@ -5920,7 +5920,7 @@
                 <w:sz w:val="18"/>
                 <w:szCs w:val="18"/>
               </w:rPr>
-              <w:t xml:space="preserve">₹19,775</w:t>
+              <w:t xml:space="preserve">₹19,125</w:t>
             </w:r>
           </w:p>
         </w:tc>
@@ -5949,7 +5949,7 @@
                 <w:sz w:val="18"/>
                 <w:szCs w:val="18"/>
               </w:rPr>
-              <w:t xml:space="preserve">34.9%</w:t>
+              <w:t xml:space="preserve">31.4%</w:t>
             </w:r>
           </w:p>
         </w:tc>
@@ -6012,7 +6012,7 @@
                 <w:sz w:val="18"/>
                 <w:szCs w:val="18"/>
               </w:rPr>
-              <w:t xml:space="preserve">₹5,682</w:t>
+              <w:t xml:space="preserve">₹5,174</w:t>
             </w:r>
           </w:p>
         </w:tc>
@@ -6070,7 +6070,7 @@
                 <w:sz w:val="18"/>
                 <w:szCs w:val="18"/>
               </w:rPr>
-              <w:t xml:space="preserve">₹20,682</w:t>
+              <w:t xml:space="preserve">₹20,174</w:t>
             </w:r>
           </w:p>
         </w:tc>
@@ -6099,7 +6099,7 @@
                 <w:sz w:val="18"/>
                 <w:szCs w:val="18"/>
               </w:rPr>
-              <w:t xml:space="preserve">31.9%</w:t>
+              <w:t xml:space="preserve">27.6%</w:t>
             </w:r>
           </w:p>
         </w:tc>
@@ -6162,7 +6162,7 @@
                 <w:sz w:val="18"/>
                 <w:szCs w:val="18"/>
               </w:rPr>
-              <w:t xml:space="preserve">₹2,970</w:t>
+              <w:t xml:space="preserve">₹2,704</w:t>
             </w:r>
           </w:p>
         </w:tc>
@@ -6220,7 +6220,7 @@
                 <w:sz w:val="18"/>
                 <w:szCs w:val="18"/>
               </w:rPr>
-              <w:t xml:space="preserve">₹22,970</w:t>
+              <w:t xml:space="preserve">₹22,704</w:t>
             </w:r>
           </w:p>
         </w:tc>
@@ -6249,7 +6249,7 @@
                 <w:sz w:val="18"/>
                 <w:szCs w:val="18"/>
               </w:rPr>
-              <w:t xml:space="preserve">24.3%</w:t>
+              <w:t xml:space="preserve">18.5%</w:t>
             </w:r>
           </w:p>
         </w:tc>
@@ -6271,7 +6271,7 @@
           <w:sz w:val="20"/>
           <w:szCs w:val="20"/>
         </w:rPr>
-        <w:t xml:space="preserve">A true interior minimum — K=5 is ₹85/day </w:t>
+        <w:t xml:space="preserve">A true interior minimum — K=5 is ₹301/day </w:t>
       </w:r>
       <w:r>
         <w:rPr>
@@ -6291,7 +6291,7 @@
           <w:sz w:val="20"/>
           <w:szCs w:val="20"/>
         </w:rPr>
-        <w:t xml:space="preserve">, not better. The curve turns. At K=4: ₹46.9 lakh saved a year, 41.3 t CO₂ avoided.</w:t>
+        <w:t xml:space="preserve">, not better. The curve turns. At K=4: ₹33.0 lakh saved a year, 37 t CO₂ avoided.</w:t>
       </w:r>
     </w:p>
     <w:p>
@@ -7299,7 +7299,7 @@
                 <w:sz w:val="18"/>
                 <w:szCs w:val="18"/>
               </w:rPr>
-              <w:t xml:space="preserve">Squared distance — 1.3–6.1% dearer at equal K.</w:t>
+              <w:t xml:space="preserve">Squared distance — 1.2–6.0% dearer at equal K.</w:t>
             </w:r>
           </w:p>
         </w:tc>

--- a/docs/GridPoint-User-Manual.docx
+++ b/docs/GridPoint-User-Manual.docx
@@ -16,7 +16,7 @@
           <w:sz w:val="80"/>
           <w:szCs w:val="80"/>
         </w:rPr>
-        <w:t xml:space="preserve">GridPoint</w:t>
+        <w:t xml:space="preserve">Sludge</w:t>
       </w:r>
     </w:p>
     <w:p>
@@ -1053,7 +1053,7 @@
           <w:sz w:val="20"/>
           <w:szCs w:val="20"/>
         </w:rPr>
-        <w:t xml:space="preserve">An operator serves a set of neighborhoods, each with a location and a daily order volume. Three decisions follow, usually made by intuition: how many warehouses, where, and who serves whom. GridPoint answers all three by minimising cost in rupees per day.</w:t>
+        <w:t xml:space="preserve">An operator serves a set of neighborhoods, each with a location and a daily order volume. Three decisions follow, usually made by intuition: how many warehouses, where, and who serves whom. Sludge answers all three by minimising cost in rupees per day.</w:t>
       </w:r>
     </w:p>
     <w:p>
@@ -2690,7 +2690,7 @@
           <w:sz w:val="20"/>
           <w:szCs w:val="20"/>
         </w:rPr>
-        <w:t xml:space="preserve">Real data never arrives with the column names you want. GridPoint embeds each header with </w:t>
+        <w:t xml:space="preserve">Real data never arrives with the column names you want. Sludge embeds each header with </w:t>
       </w:r>
       <w:r>
         <w:rPr>
@@ -4876,7 +4876,7 @@
           <w:sz w:val="20"/>
           <w:szCs w:val="20"/>
         </w:rPr>
-        <w:t xml:space="preserve">is a descent method on that objective, so its fixed point is the global minimum. GridPoint is not reporting the best location it found — it is reporting the best that exists.</w:t>
+        <w:t xml:space="preserve">is a descent method on that objective, so its fixed point is the global minimum. Sludge is not reporting the best location it found — it is reporting the best that exists.</w:t>
       </w:r>
     </w:p>
     <w:p>
@@ -7154,7 +7154,7 @@
                 <w:sz w:val="15"/>
                 <w:szCs w:val="15"/>
               </w:rPr>
-              <w:t xml:space="preserve">GRIDPOINT</w:t>
+              <w:t xml:space="preserve">SLUDGE</w:t>
             </w:r>
           </w:p>
         </w:tc>
